--- a/document/[VIONE] 01. Tờ khai.docx
+++ b/document/[VIONE] 01. Tờ khai.docx
@@ -363,7 +363,7 @@
           <w:b/>
           <w:bCs/>
         </w:rPr>
-        <w:t>PHẦN MỀM VIONE PLATFORM (VIONE PLATFORM SOFTWARE)</w:t>
+        <w:t>PHẦN MỀM VIONE PLATFORM– NỀN TẢNG ĐỊNH DANH SỐ, KẾT NỐI KINH DOANH, QUẢN TRỊ CỘNG ĐỒNG, SỰ KIỆN VÀ SỐ HÓA DI SẢN VĂN HÓA</w:t>
       </w:r>
     </w:p>
     <w:p>
@@ -497,32 +497,32 @@
       </w:pPr>
       <w:r>
         <w:lastRenderedPageBreak/>
-        <w:t>PHẦN MỀM VIONE PLATFORM (VIONE PLATFORM SOFTWARE)</w:t>
-      </w:r>
-      <w:r>
-        <w:t xml:space="preserve"> là nền tảng chuyển đổi số toàn diện dành cho Cộng đồng Doanh nhân và Doanh nghiệp B2B ViOne, được triển khai vận hành thực tế phân lập trên 02 tên miền phụ (subdomain) chuyên trách: Cổng Quản trị Web CRM (https://vione.viconnect.vn) dành cho Ban Điều Hành, Ban Thư Ký và 6 Ban Chuyên Môn; cùng Ứng dụng Di động Hội viên (https://vione.viconnect.vn) dành cho cộng đồng doanh nhân thành viên. Phần mềm được tổ chức thành 8 phân hệ chức năng cốt lõi sau:</w:t>
-      </w:r>
-    </w:p>
-    <w:p>
-      <w:pPr>
-        <w:spacing w:after="80" w:line="288" w:lineRule="auto"/>
-        <w:jc w:val="both"/>
-      </w:pPr>
-      <w:r>
-        <w:rPr>
-          <w:b/>
-          <w:bCs/>
-        </w:rPr>
-        <w:t>1. Phân hệ Quản trị Hội viên, Ban Chuyên Môn &amp; Thẩm định Hồ sơ (Member &amp; Council Management):</w:t>
-      </w:r>
-    </w:p>
-    <w:p>
-      <w:pPr>
-        <w:spacing w:after="80" w:line="288" w:lineRule="auto"/>
-        <w:jc w:val="both"/>
-      </w:pPr>
-      <w:r>
-        <w:t>Quản lý toàn diện cơ sở dữ liệu hội viên doanh nhân và doanh nghiệp thành viên trên Cổng CRM (https://vione.viconnect.vn). Hỗ trợ quy trình thẩm định, phê duyệt cấp tài khoản định danh bắt buộc đổi mật khẩu lần đầu (must_change_password). Quản trị cơ cấu 6 ban chuyên môn (Ban Quản Trị, Ban Thư Ký, Ban Tài Chính, Ban Truyền Thông, Ban Thành Viên, Ban Xúc Tiến Thương Mại) cùng ma trận phân quyền nâng cao RBAC 5 quyền cốt lõi (Xem, Thêm, Sửa, Xóa, Duyệt) bảo đảm an toàn dữ liệu nội bộ.</w:t>
+        <w:t>PHẦN MỀM VIONE PLATFORM– NỀN TẢNG ĐỊNH DANH SỐ, KẾT NỐI KINH DOANH, QUẢN TRỊ CỘNG ĐỒNG, SỰ KIỆN VÀ SỐ HÓA DI SẢN VĂN HÓA</w:t>
+      </w:r>
+      <w:r>
+        <w:t xml:space="preserve"> là nền tảng chuyển đổi số toàn diện dành cho Cộng đồng Doanh nhân và Doanh nghiệp B2B ViOne, được triển khai vận hành thực tế phân lập trên 02 tên miền phụ (subdomain) chuyên trách: Cổng Web Quản Trị ViOne Platform (https://crm_vione.viconnect.vn) dành cho Ban Lãnh Đạo, Quản lý điều hành và Quản trị viên; cùng Ứng dụng Di động Hội viên (https://vione.viconnect.vn) dành cho cộng đồng doanh nhân thành viên. Phần mềm được tổ chức thành 8 phân hệ chức năng cốt lõi sau:</w:t>
+      </w:r>
+    </w:p>
+    <w:p>
+      <w:pPr>
+        <w:spacing w:after="80" w:line="288" w:lineRule="auto"/>
+        <w:jc w:val="both"/>
+      </w:pPr>
+      <w:r>
+        <w:rPr>
+          <w:b/>
+          <w:bCs/>
+        </w:rPr>
+        <w:t>1. Phân hệ Quản trị Hội viên, Tổ Chức và Phân Quyền RBAC &amp; Thẩm định Hồ sơ (Member &amp; Council Management):</w:t>
+      </w:r>
+    </w:p>
+    <w:p>
+      <w:pPr>
+        <w:spacing w:after="80" w:line="288" w:lineRule="auto"/>
+        <w:jc w:val="both"/>
+      </w:pPr>
+      <w:r>
+        <w:t>Quản lý toàn diện cơ sở dữ liệu hội viên doanh nhân và doanh nghiệp thành viên trên Cổng Web Quản Trị (https://crm_vione.viconnect.vn). Hỗ trợ quy trình thẩm định, phê duyệt cấp tài khoản định danh bắt buộc đổi mật khẩu lần đầu (must_change_password). Thiết lập ma trận phân quyền RBAC (Role-Based Access Control) đa cấp độ chuẩn doanh nghiệp theo các vai trò (Quản trị viên / Admin, Quản lý / Manager, Thành viên / Member, Khách / Guest) với 5 quyền hạn hạt nhân (Xem, Thêm, Sửa, Xóa, Phê duyệt), bảo đảm phân lập dữ liệu biệt lập và an toàn tuyệt đối.</w:t>
       </w:r>
     </w:p>
     <w:p>
@@ -610,16 +610,16 @@
           <w:bCs/>
         </w:rPr>
         <w:lastRenderedPageBreak/>
-        <w:t>5. Phân hệ Quản trị Tài chính, Thu chi &amp; Sổ quỹ VietQR (Financial &amp; VietQR Fund Management):</w:t>
-      </w:r>
-    </w:p>
-    <w:p>
-      <w:pPr>
-        <w:spacing w:after="80" w:line="288" w:lineRule="auto"/>
-        <w:jc w:val="both"/>
-      </w:pPr>
-      <w:r>
-        <w:t>Theo dõi minh bạch toàn bộ các khoản thu đóng hội phí thường niên, thu chi sự kiện và ngân sách hoạt động CLB. Tích hợp công nghệ thanh toán định danh tự động VietQR Napas 247, tự động kết xuất báo cáo Sổ quỹ tiền mặt Mẫu S07-DN theo Thông tư 200/2014/TT-BTC kèm bộ 3 chữ ký số lãnh đạo (Người lập, Thủ quỹ, Kế toán trưởng) và xuất nhập dữ liệu Excel.</w:t>
+        <w:t>5. Phân hệ Quản trị Tài chính, Thu chi &amp; Cổng Thanh Toán VNPay / Zalo OA (Financial &amp; VNPay / Zalo OA Payment Hub):</w:t>
+      </w:r>
+    </w:p>
+    <w:p>
+      <w:pPr>
+        <w:spacing w:after="80" w:line="288" w:lineRule="auto"/>
+        <w:jc w:val="both"/>
+      </w:pPr>
+      <w:r>
+        <w:t>Theo dõi minh bạch toàn bộ các khoản thu đóng hội phí thường niên, thu chi sự kiện và ngân sách hoạt động CLB. Tích hợp cổng thanh toán trực tuyến điện tử VNPay và gửi thông báo xác nhận giao dịch tự động qua Zalo Official Account (Zalo OA / ZNS), tự động kết xuất báo cáo Sổ quỹ tiền mặt Mẫu S07-DN theo Thông tư 200/2014/TT-BTC kèm bộ 3 chữ ký số lãnh đạo (Người lập, Thủ quỹ, Kế toán trưởng) và xuất nhập dữ liệu Excel.</w:t>
       </w:r>
     </w:p>
     <w:p>
@@ -641,7 +641,7 @@
         <w:jc w:val="both"/>
       </w:pPr>
       <w:r>
-        <w:t>Đồng bộ module Thống kê chuyên sâu trên cả Web CRM và Mobile App (Tab Thống kê Footer). Cung cấp 4 thẻ chỉ số KPI chính, Biểu đồ Composed Bar-Line phân hóa xu hướng tăng xanh / giảm đỏ, avatar hội viên Top 1 định vị tại đỉnh cột, bục vinh danh Top 3 thiết kế 1 hàng ngang (Single-row 3-column podium), phân chia 5 danh mục thống kê và xuất báo cáo chuẩn doanh nghiệp (A4 Bản in &amp; Excel).</w:t>
+        <w:t>Đồng bộ module Thống kê chuyên sâu trên cả Cổng Web Quản Trị và Mobile App (Tab Thống kê Footer). Cung cấp 4 thẻ chỉ số KPI chính, Biểu đồ Composed Bar-Line phân hóa xu hướng tăng xanh / giảm đỏ, avatar hội viên Top 1 định vị tại đỉnh cột, bục vinh danh Top 3 thiết kế 1 hàng ngang (Single-row 3-column podium), phân chia 5 danh mục thống kê và xuất báo cáo chuẩn doanh nghiệp (A4 Bản in &amp; Excel).</w:t>
       </w:r>
     </w:p>
     <w:p>
@@ -663,7 +663,7 @@
         <w:jc w:val="both"/>
       </w:pPr>
       <w:r>
-        <w:t>Bản đồ tương tác đa tầng sử dụng Leaflet 2D với lớp vệ tinh Google Maps trên app di động. Phân chia rõ ràng 2 phạm vi quan sát: "Tổng thể" (toàn bộ hội viên, sự kiện, cuộc họp ban) và "Cá nhân" (người đã kết nối, sự kiện đã đăng ký, cuộc gặp 1-1), tích hợp định vị GPS và điều hướng chỉ đường Google Maps.</w:t>
+        <w:t>Bản đồ tương tác đa tầng sử dụng Leaflet 2D với lớp vệ tinh Google Maps trên app di động. Phân chia rõ ràng 2 phạm vi quan sát: "Tổng thể" (toàn bộ hội viên, sự kiện, cuộc họp điều hành) và "Cá nhân" (người đã kết nối, sự kiện đã đăng ký, cuộc gặp 1-1), tích hợp định vị GPS và điều hướng chỉ đường Google Maps.</w:t>
       </w:r>
     </w:p>
     <w:p>
@@ -717,7 +717,7 @@
         <w:jc w:val="both"/>
       </w:pPr>
       <w:r>
-        <w:t>PHẦN MỀM VIONE PLATFORM (VIONE PLATFORM SOFTWARE)</w:t>
+        <w:t>PHẦN MỀM VIONE PLATFORM– NỀN TẢNG ĐỊNH DANH SỐ, KẾT NỐI KINH DOANH, QUẢN TRỊ CỘNG ĐỒNG, SỰ KIỆN VÀ SỐ HÓA DI SẢN VĂN HÓA</w:t>
       </w:r>
       <w:r>
         <w:t xml:space="preserve"> gồm các thành phần chính sau:</w:t>
@@ -737,16 +737,16 @@
           <w:b/>
           <w:bCs/>
         </w:rPr>
-        <w:t>1. Cổng Quản trị Web ViOne CRM (Triển khai tại Subdomain: https://vione.viconnect.vn)</w:t>
-      </w:r>
-    </w:p>
-    <w:p>
-      <w:pPr>
-        <w:spacing w:after="80" w:line="288" w:lineRule="auto"/>
-        <w:jc w:val="both"/>
-      </w:pPr>
-      <w:r>
-        <w:t>Xây dựng trên nền tảng React 18, Vite, TypeScript, Tailwind CSS; cung cấp giao diện Desktop chuyên nghiệp, Dashboard điều hành thời gian thực, module Thống kê 4 KPI &amp; bục vinh danh Top 3, quản lý lịch sự kiện và đào tạo có tính năng Đăng Khoảnh Khắc 24h &amp; Sự Kiện (kèm Poster &amp; QR), Studio Thiết kế Chủ đề tải ảnh nền tùy chỉnh, cùng hệ thống bảng dữ liệu chuẩn Excel và phân quyền RBAC 6 ban chuyên môn.</w:t>
+        <w:t>1. Cổng Web Quản Trị ViOne Platform (Triển khai tại Subdomain: https://crm_vione.viconnect.vn)</w:t>
+      </w:r>
+    </w:p>
+    <w:p>
+      <w:pPr>
+        <w:spacing w:after="80" w:line="288" w:lineRule="auto"/>
+        <w:jc w:val="both"/>
+      </w:pPr>
+      <w:r>
+        <w:t>Xây dựng trên nền tảng React 18, Vite, TypeScript, Tailwind CSS; cung cấp giao diện Desktop chuyên nghiệp, Dashboard điều hành thời gian thực, module Thống kê 4 KPI &amp; bục vinh danh Top 3, quản lý lịch sự kiện và đào tạo có tính năng Đăng Khoảnh Khắc 24h &amp; Sự Kiện (kèm Poster &amp; QR), Studio Thiết kế Chủ đề tải ảnh nền tùy chỉnh, cùng hệ thống bảng dữ liệu chuẩn Excel và phân quyền RBAC các vai trò phân quyền RBAC.</w:t>
       </w:r>
     </w:p>
     <w:p>
@@ -790,7 +790,7 @@
           <w:b/>
           <w:bCs/>
         </w:rPr>
-        <w:t>3. Máy chủ Xử lý Nghiệp vụ Trung tâm (NestJS Backend Core - https://vione.viconnect.vn/api &amp; https://vione.viconnect.vn/api)</w:t>
+        <w:t>3. Máy chủ Xử lý Nghiệp vụ Trung tâm (NestJS Backend Core - https://crm_vione.viconnect.vn/api &amp; https://vione.viconnect.vn/api)</w:t>
       </w:r>
     </w:p>
     <w:p>
@@ -929,33 +929,33 @@
         <w:jc w:val="both"/>
       </w:pPr>
       <w:r>
-        <w:t>Đảm nhận chứng thực HTTPS toàn trình với chứng chỉ Let's Encrypt 2048-bit, định tuyến tách biệt độc lập giữa subdomain CRM (vione.viconnect.vn) và Mobile App (vione.viconnect.vn), nén dữ liệu gzip/brotli và bảo vệ tường lửa lớp ứng dụng.</w:t>
-      </w:r>
-    </w:p>
-    <w:p>
-      <w:pPr>
-        <w:spacing w:after="80" w:line="288" w:lineRule="auto"/>
-        <w:jc w:val="both"/>
-        <w:rPr>
-          <w:b/>
-          <w:bCs/>
-        </w:rPr>
-      </w:pPr>
-      <w:r>
-        <w:rPr>
-          <w:b/>
-          <w:bCs/>
-        </w:rPr>
-        <w:t>9. Hệ thống Cổng thanh toán &amp; Tích hợp VietQR (VietQR Dynamic Banking Hub)</w:t>
-      </w:r>
-    </w:p>
-    <w:p>
-      <w:pPr>
-        <w:spacing w:after="80" w:line="288" w:lineRule="auto"/>
-        <w:jc w:val="both"/>
-      </w:pPr>
-      <w:r>
-        <w:t>Tự động sinh mã VietQR theo chuẩn Napas 247 gắn mã đơn/hội viên và nội dung định danh, đồng bộ trạng thái giao dịch ngân hàng phục vụ thu hội phí và sự kiện.</w:t>
+        <w:t>Đảm nhận chứng thực HTTPS toàn trình với chứng chỉ Let's Encrypt 2048-bit, định tuyến tách biệt độc lập giữa subdomain Cổng Web Quản Trị (crm_vione.viconnect.vn) và Mobile App (vione.viconnect.vn), nén dữ liệu gzip/brotli và bảo vệ tường lửa lớp ứng dụng.</w:t>
+      </w:r>
+    </w:p>
+    <w:p>
+      <w:pPr>
+        <w:spacing w:after="80" w:line="288" w:lineRule="auto"/>
+        <w:jc w:val="both"/>
+        <w:rPr>
+          <w:b/>
+          <w:bCs/>
+        </w:rPr>
+      </w:pPr>
+      <w:r>
+        <w:rPr>
+          <w:b/>
+          <w:bCs/>
+        </w:rPr>
+        <w:t>9. Hệ thống Cổng thanh toán VNPay &amp; Kết nối Zalo OA (VNPay Gateway &amp; Zalo OA Integration Hub)</w:t>
+      </w:r>
+    </w:p>
+    <w:p>
+      <w:pPr>
+        <w:spacing w:after="80" w:line="288" w:lineRule="auto"/>
+        <w:jc w:val="both"/>
+      </w:pPr>
+      <w:r>
+        <w:t>Tích hợp cổng thanh toán trực tuyến VNPay (VNPay-QR, thẻ ATM nội địa, thẻ quốc tế), tự động điều hướng xác thực giao dịch tức thì và gửi tin nhắn xác nhận, hóa đơn điện tử tự động qua Zalo Official Account (Zalo OA / ZNS) phục vụ thu phí và sự kiện tự động.</w:t>
       </w:r>
     </w:p>
     <w:p>
@@ -1011,7 +1011,7 @@
         <w:jc w:val="both"/>
       </w:pPr>
       <w:r>
-        <w:t>Phần mềm Vione Platform</w:t>
+        <w:t>Phần mềm ViOne Platform– Nền tảng định danh số, kết nối kinh doanh, quản trị cộng đồng, sự kiện và số hóa di sản văn hóa</w:t>
       </w:r>
       <w:r>
         <w:t xml:space="preserve"> được xây dựng theo mô hình kiến trúc phân tầng 4 lớp chuẩn mực (Multi-tier Architecture), bảo đảm tính tách biệt độc lập giữa tầng giao diện người dùng, cổng bảo mật mạng, tầng nghiệp vụ trung tâm và tầng lưu trữ dữ liệu. Các lớp chính gồm:</w:t>
@@ -1040,7 +1040,7 @@
         <w:jc w:val="both"/>
       </w:pPr>
       <w:r>
-        <w:t>Bao gồm Cổng Quản trị Web CRM (Desktop Viewport: https://vione.viconnect.vn) và Ứng dụng Di động Hội viên (Mobile Viewport: https://vione.viconnect.vn). Lớp này tiếp nhận thao tác người dùng, xử lý trạng thái giao diện cục bộ và trao đổi với backend thông qua các API Client chuẩn hóa.</w:t>
+        <w:t>Bao gồm Cổng Web Quản Trị ViOne Platform (Desktop Viewport: https://crm_vione.viconnect.vn) và Ứng dụng Di động Hội viên (Mobile Viewport: https://vione.viconnect.vn). Lớp này tiếp nhận thao tác người dùng, xử lý trạng thái giao diện cục bộ và trao đổi với backend thông qua các API Client chuẩn hóa.</w:t>
       </w:r>
     </w:p>
     <w:p>
@@ -1135,16 +1135,16 @@
           <w:b/>
           <w:bCs/>
         </w:rPr>
-        <w:t>5. Phân hệ Quản trị Hội viên &amp; Ban Chuyên Môn (Member &amp; Committee Modules)</w:t>
-      </w:r>
-    </w:p>
-    <w:p>
-      <w:pPr>
-        <w:spacing w:after="80" w:line="288" w:lineRule="auto"/>
-        <w:jc w:val="both"/>
-      </w:pPr>
-      <w:r>
-        <w:t>Chịu trách nhiệm quản lý danh sách hội viên, phân ban chuyên môn, duyệt kết nạp, cấu hình quyền hạn và hồ sơ doanh nghiệp thành viên.</w:t>
+        <w:t>5. Phân hệ Quản trị Hội viên &amp; Tổ Chức và Phân Quyền RBAC (Member &amp; Committee Modules)</w:t>
+      </w:r>
+    </w:p>
+    <w:p>
+      <w:pPr>
+        <w:spacing w:after="80" w:line="288" w:lineRule="auto"/>
+        <w:jc w:val="both"/>
+      </w:pPr>
+      <w:r>
+        <w:t>Chịu trách nhiệm quản lý danh sách hội viên, phân quyền vai trò RBAC, duyệt kết nạp, cấu hình quyền hạn và hồ sơ doanh nghiệp thành viên.</w:t>
       </w:r>
     </w:p>
     <w:p>
@@ -1270,7 +1270,7 @@
         <w:jc w:val="both"/>
       </w:pPr>
       <w:r>
-        <w:t>Người dùng gửi yêu cầu từ Web CRM hoặc Mobile App -&gt; Yêu cầu đi qua Gateway Nginx SSL -&gt; NestJS kiểm tra JWT Auth Guard và phân quyền RBAC -&gt; Gọi tầng Service xử lý -&gt; Cập nhật CSDL PostgreSQL 16 và bộ nhớ đệm Redis -&gt; Phát sự kiện thời gian thực qua Socket.IO -&gt; Trả về kết quả cho máy khách, bảo đảm tốc độ phản hồi nhanh chóng, bảo mật và toàn vẹn dữ liệu.</w:t>
+        <w:t>Người dùng gửi yêu cầu từ Cổng Web Quản Trị hoặc Mobile App -&gt; Yêu cầu đi qua Gateway Nginx SSL -&gt; NestJS kiểm tra JWT Auth Guard và phân quyền RBAC -&gt; Gọi tầng Service xử lý -&gt; Cập nhật CSDL PostgreSQL 16 và bộ nhớ đệm Redis -&gt; Phát sự kiện thời gian thực qua Socket.IO -&gt; Trả về kết quả cho máy khách, bảo đảm tốc độ phản hồi nhanh chóng, bảo mật và toàn vẹn dữ liệu.</w:t>
       </w:r>
     </w:p>
     <w:p>

--- a/document/[VIONE] 01. Tờ khai.docx
+++ b/document/[VIONE] 01. Tờ khai.docx
@@ -4,8 +4,8 @@
   <w:body>
     <w:p>
       <w:pPr>
-        <w:spacing w:after="80" w:line="288" w:lineRule="auto"/>
-        <w:jc w:val="center"/>
+        <w:spacing w:before="0" w:after="60" w:line="260" w:lineRule="auto"/>
+        <w:jc w:val="both"/>
       </w:pPr>
       <w:r>
         <w:rPr>
@@ -17,8 +17,8 @@
     </w:p>
     <w:p>
       <w:pPr>
-        <w:spacing w:line="288" w:lineRule="auto"/>
-        <w:jc w:val="center"/>
+        <w:spacing w:before="0" w:after="40" w:line="240" w:lineRule="auto"/>
+        <w:jc w:val="left"/>
       </w:pPr>
       <w:r>
         <w:rPr>
@@ -30,8 +30,8 @@
     </w:p>
     <w:p>
       <w:pPr>
-        <w:spacing w:line="288" w:lineRule="auto"/>
-        <w:jc w:val="center"/>
+        <w:spacing w:before="0" w:after="40" w:line="240" w:lineRule="auto"/>
+        <w:jc w:val="left"/>
       </w:pPr>
       <w:r>
         <w:rPr>
@@ -43,8 +43,8 @@
     </w:p>
     <w:p>
       <w:pPr>
-        <w:spacing w:after="80" w:line="288" w:lineRule="auto"/>
-        <w:jc w:val="center"/>
+        <w:spacing w:before="0" w:after="40" w:line="240" w:lineRule="auto"/>
+        <w:jc w:val="left"/>
       </w:pPr>
       <w:r>
         <w:rPr>
@@ -56,8 +56,8 @@
     </w:p>
     <w:p>
       <w:pPr>
-        <w:spacing w:before="120" w:after="160" w:line="288" w:lineRule="auto"/>
-        <w:jc w:val="center"/>
+        <w:spacing w:before="0" w:after="60" w:line="260" w:lineRule="auto"/>
+        <w:jc w:val="both"/>
       </w:pPr>
       <w:r>
         <w:rPr>
@@ -69,8 +69,8 @@
     </w:p>
     <w:p>
       <w:pPr>
-        <w:spacing w:after="80" w:line="288" w:lineRule="auto"/>
-        <w:jc w:val="center"/>
+        <w:spacing w:before="0" w:after="40" w:line="240" w:lineRule="auto"/>
+        <w:jc w:val="left"/>
       </w:pPr>
       <w:r>
         <w:t>Kính gửi: Cục Bản quyền tác giả, Bộ Văn hóa, Thể thao và Du lịch</w:t>
@@ -78,7 +78,8 @@
     </w:p>
     <w:p>
       <w:pPr>
-        <w:spacing w:after="80" w:line="288" w:lineRule="auto"/>
+        <w:jc w:val="left"/>
+        <w:spacing w:before="0" w:after="40" w:line="240" w:lineRule="auto"/>
       </w:pPr>
       <w:r>
         <w:rPr>
@@ -91,8 +92,8 @@
     <w:p>
       <w:pPr>
         <w:shd w:val="clear" w:color="auto" w:fill="FFFFFF"/>
-        <w:spacing w:before="120" w:after="120" w:line="288" w:lineRule="auto"/>
-        <w:jc w:val="both"/>
+        <w:spacing w:before="20" w:after="20" w:line="240" w:lineRule="auto"/>
+        <w:jc w:val="left"/>
         <w:rPr>
           <w:noProof/>
         </w:rPr>
@@ -121,8 +122,8 @@
     <w:p>
       <w:pPr>
         <w:shd w:val="clear" w:color="auto" w:fill="FFFFFF"/>
-        <w:spacing w:before="120" w:after="120" w:line="288" w:lineRule="auto"/>
-        <w:jc w:val="both"/>
+        <w:spacing w:before="20" w:after="20" w:line="240" w:lineRule="auto"/>
+        <w:jc w:val="left"/>
         <w:rPr>
           <w:noProof/>
         </w:rPr>
@@ -151,8 +152,8 @@
     <w:p>
       <w:pPr>
         <w:shd w:val="clear" w:color="auto" w:fill="FFFFFF"/>
-        <w:spacing w:before="120" w:after="120" w:line="288" w:lineRule="auto"/>
-        <w:jc w:val="both"/>
+        <w:spacing w:before="20" w:after="20" w:line="240" w:lineRule="auto"/>
+        <w:jc w:val="left"/>
         <w:rPr>
           <w:noProof/>
         </w:rPr>
@@ -187,8 +188,8 @@
     <w:p>
       <w:pPr>
         <w:shd w:val="clear" w:color="auto" w:fill="FFFFFF"/>
-        <w:spacing w:before="120" w:after="120" w:line="288" w:lineRule="auto"/>
-        <w:jc w:val="both"/>
+        <w:spacing w:before="20" w:after="20" w:line="240" w:lineRule="auto"/>
+        <w:jc w:val="left"/>
         <w:rPr>
           <w:noProof/>
         </w:rPr>
@@ -217,8 +218,8 @@
     <w:p>
       <w:pPr>
         <w:shd w:val="clear" w:color="auto" w:fill="FFFFFF"/>
-        <w:spacing w:before="120" w:after="120" w:line="288" w:lineRule="auto"/>
-        <w:jc w:val="both"/>
+        <w:spacing w:before="20" w:after="20" w:line="240" w:lineRule="auto"/>
+        <w:jc w:val="left"/>
         <w:rPr>
           <w:noProof/>
         </w:rPr>
@@ -247,8 +248,8 @@
     <w:p>
       <w:pPr>
         <w:shd w:val="clear" w:color="auto" w:fill="FFFFFF"/>
-        <w:spacing w:before="120" w:after="120" w:line="288" w:lineRule="auto"/>
-        <w:jc w:val="both"/>
+        <w:spacing w:before="20" w:after="20" w:line="240" w:lineRule="auto"/>
+        <w:jc w:val="left"/>
         <w:rPr>
           <w:noProof/>
         </w:rPr>
@@ -277,8 +278,8 @@
     <w:p>
       <w:pPr>
         <w:shd w:val="clear" w:color="auto" w:fill="FFFFFF"/>
-        <w:spacing w:before="120" w:after="120" w:line="288" w:lineRule="auto"/>
-        <w:jc w:val="both"/>
+        <w:spacing w:before="20" w:after="20" w:line="240" w:lineRule="auto"/>
+        <w:jc w:val="left"/>
         <w:rPr>
           <w:noProof/>
         </w:rPr>
@@ -307,8 +308,8 @@
     <w:p>
       <w:pPr>
         <w:shd w:val="clear" w:color="auto" w:fill="FFFFFF"/>
-        <w:spacing w:before="120" w:after="120" w:line="288" w:lineRule="auto"/>
-        <w:jc w:val="both"/>
+        <w:spacing w:before="20" w:after="20" w:line="240" w:lineRule="auto"/>
+        <w:jc w:val="left"/>
         <w:rPr>
           <w:noProof/>
         </w:rPr>
@@ -336,7 +337,9 @@
     </w:p>
     <w:p>
       <w:pPr>
-        <w:spacing w:before="120" w:after="80" w:line="288" w:lineRule="auto"/>
+        <w:keepNext/>
+        <w:jc w:val="left"/>
+        <w:spacing w:before="120" w:after="40" w:line="240" w:lineRule="auto"/>
       </w:pPr>
       <w:r>
         <w:rPr>
@@ -348,7 +351,7 @@
     </w:p>
     <w:p>
       <w:pPr>
-        <w:spacing w:after="80" w:line="288" w:lineRule="auto"/>
+        <w:spacing w:before="0" w:after="60" w:line="260" w:lineRule="auto"/>
         <w:jc w:val="both"/>
       </w:pPr>
       <w:r>
@@ -368,7 +371,8 @@
     </w:p>
     <w:p>
       <w:pPr>
-        <w:spacing w:after="80" w:line="288" w:lineRule="auto"/>
+        <w:jc w:val="left"/>
+        <w:spacing w:before="20" w:after="30" w:line="240" w:lineRule="auto"/>
       </w:pPr>
       <w:r>
         <w:t>Ngày, tháng, năm hoàn thành: ....../....../2026.</w:t>
@@ -376,7 +380,8 @@
     </w:p>
     <w:p>
       <w:pPr>
-        <w:spacing w:after="80" w:line="288" w:lineRule="auto"/>
+        <w:jc w:val="left"/>
+        <w:spacing w:before="0" w:after="40" w:line="240" w:lineRule="auto"/>
       </w:pPr>
       <w:r>
         <w:t>Công bố tác phẩm:</w:t>
@@ -384,7 +389,8 @@
     </w:p>
     <w:p>
       <w:pPr>
-        <w:spacing w:after="80" w:line="288" w:lineRule="auto"/>
+        <w:jc w:val="left"/>
+        <w:spacing w:before="20" w:after="20" w:line="240" w:lineRule="auto"/>
       </w:pPr>
       <w:r>
         <w:rPr>
@@ -407,7 +413,8 @@
     </w:p>
     <w:p>
       <w:pPr>
-        <w:spacing w:after="80" w:line="288" w:lineRule="auto"/>
+        <w:jc w:val="left"/>
+        <w:spacing w:before="20" w:after="20" w:line="240" w:lineRule="auto"/>
       </w:pPr>
       <w:r>
         <w:rPr>
@@ -428,7 +435,8 @@
     </w:p>
     <w:p>
       <w:pPr>
-        <w:spacing w:after="80" w:line="288" w:lineRule="auto"/>
+        <w:jc w:val="left"/>
+        <w:spacing w:before="20" w:after="30" w:line="240" w:lineRule="auto"/>
       </w:pPr>
       <w:r>
         <w:t>- Ngày, tháng, năm công bố: .............................................</w:t>
@@ -436,7 +444,8 @@
     </w:p>
     <w:p>
       <w:pPr>
-        <w:spacing w:after="80" w:line="288" w:lineRule="auto"/>
+        <w:jc w:val="left"/>
+        <w:spacing w:before="20" w:after="30" w:line="240" w:lineRule="auto"/>
       </w:pPr>
       <w:r>
         <w:t>- Hình thức công bố (2): .............................................</w:t>
@@ -444,7 +453,8 @@
     </w:p>
     <w:p>
       <w:pPr>
-        <w:spacing w:after="80" w:line="288" w:lineRule="auto"/>
+        <w:jc w:val="left"/>
+        <w:spacing w:before="20" w:after="30" w:line="240" w:lineRule="auto"/>
       </w:pPr>
       <w:r>
         <w:t>- Nơi công bố: Tỉnh/Thành phố ............ Quốc gia ....................</w:t>
@@ -452,8 +462,8 @@
     </w:p>
     <w:p>
       <w:pPr>
-        <w:spacing w:after="80" w:line="288" w:lineRule="auto"/>
-        <w:jc w:val="both"/>
+        <w:spacing w:before="20" w:after="30" w:line="240" w:lineRule="auto"/>
+        <w:jc w:val="left"/>
       </w:pPr>
       <w:r>
         <w:t>Đường link địa chỉ trên trang thông tin điện tử, ứng dụng (trong trường hợp công bố trên mạng Internet): ..................................................</w:t>
@@ -461,7 +471,8 @@
     </w:p>
     <w:p>
       <w:pPr>
-        <w:spacing w:after="80" w:line="288" w:lineRule="auto"/>
+        <w:jc w:val="left"/>
+        <w:spacing w:before="0" w:after="40" w:line="240" w:lineRule="auto"/>
       </w:pPr>
       <w:r>
         <w:t>Nêu tóm tắt về tác phẩm:</w:t>
@@ -469,7 +480,8 @@
     </w:p>
     <w:p>
       <w:pPr>
-        <w:spacing w:after="80" w:line="288" w:lineRule="auto"/>
+        <w:jc w:val="left"/>
+        <w:spacing w:before="0" w:after="40" w:line="240" w:lineRule="auto"/>
       </w:pPr>
       <w:r>
         <w:t>- Chức năng, thành phần, cấu tạo:</w:t>
@@ -477,7 +489,8 @@
     </w:p>
     <w:p>
       <w:pPr>
-        <w:spacing w:after="80" w:line="288" w:lineRule="auto"/>
+        <w:jc w:val="left"/>
+        <w:spacing w:before="0" w:after="40" w:line="240" w:lineRule="auto"/>
       </w:pPr>
       <w:r>
         <w:rPr>
@@ -492,69 +505,72 @@
     </w:p>
     <w:p>
       <w:pPr>
-        <w:spacing w:after="80" w:line="288" w:lineRule="auto"/>
-        <w:jc w:val="both"/>
+        <w:spacing w:before="0" w:after="40" w:line="240" w:lineRule="auto"/>
+        <w:jc w:val="left"/>
       </w:pPr>
       <w:r>
         <w:lastRenderedPageBreak/>
         <w:t>PHẦN MỀM VIONE PLATFORM– NỀN TẢNG ĐỊNH DANH SỐ, KẾT NỐI KINH DOANH, QUẢN TRỊ CỘNG ĐỒNG, SỰ KIỆN VÀ SỐ HÓA DI SẢN VĂN HÓA</w:t>
       </w:r>
       <w:r>
-        <w:t xml:space="preserve"> là nền tảng chuyển đổi số toàn diện dành cho Cộng đồng Doanh nhân và Doanh nghiệp B2B ViOne, được triển khai vận hành thực tế phân lập trên 02 tên miền phụ (subdomain) chuyên trách: Cổng Web Quản Trị ViOne Platform (https://crm_vione.viconnect.vn) dành cho Ban Lãnh Đạo, Quản lý điều hành và Quản trị viên; cùng Ứng dụng Di động Hội viên (https://vione.viconnect.vn) dành cho cộng đồng doanh nhân thành viên. Phần mềm được tổ chức thành 8 phân hệ chức năng cốt lõi sau:</w:t>
-      </w:r>
-    </w:p>
-    <w:p>
-      <w:pPr>
-        <w:spacing w:after="80" w:line="288" w:lineRule="auto"/>
-        <w:jc w:val="both"/>
-      </w:pPr>
-      <w:r>
-        <w:rPr>
-          <w:b/>
-          <w:bCs/>
-        </w:rPr>
-        <w:t>1. Phân hệ Quản trị Hội viên, Tổ Chức và Phân Quyền RBAC &amp; Thẩm định Hồ sơ (Member &amp; Council Management):</w:t>
-      </w:r>
-    </w:p>
-    <w:p>
-      <w:pPr>
-        <w:spacing w:after="80" w:line="288" w:lineRule="auto"/>
-        <w:jc w:val="both"/>
-      </w:pPr>
-      <w:r>
-        <w:t>Quản lý toàn diện cơ sở dữ liệu hội viên doanh nhân và doanh nghiệp thành viên trên Cổng Web Quản Trị (https://crm_vione.viconnect.vn). Hỗ trợ quy trình thẩm định, phê duyệt cấp tài khoản định danh bắt buộc đổi mật khẩu lần đầu (must_change_password). Thiết lập ma trận phân quyền RBAC (Role-Based Access Control) đa cấp độ chuẩn doanh nghiệp theo các vai trò (Quản trị viên / Admin, Quản lý / Manager, Thành viên / Member, Khách / Guest) với 5 quyền hạn hạt nhân (Xem, Thêm, Sửa, Xóa, Phê duyệt), bảo đảm phân lập dữ liệu biệt lập và an toàn tuyệt đối.</w:t>
-      </w:r>
-    </w:p>
-    <w:p>
-      <w:pPr>
-        <w:spacing w:after="80" w:line="288" w:lineRule="auto"/>
-        <w:jc w:val="both"/>
-        <w:rPr>
-          <w:b/>
-          <w:bCs/>
-        </w:rPr>
-      </w:pPr>
-      <w:r>
-        <w:rPr>
-          <w:b/>
-          <w:bCs/>
-        </w:rPr>
-        <w:t>2. Phân hệ Trang Chủ Hội Viên VIP &amp; Danh Thiếp Số Một Chạm (Home VIP &amp; Digital Business Card):</w:t>
-      </w:r>
-    </w:p>
-    <w:p>
-      <w:pPr>
-        <w:spacing w:after="80" w:line="288" w:lineRule="auto"/>
-        <w:jc w:val="both"/>
-      </w:pPr>
-      <w:r>
-        <w:t>Trải nghiệm trên App Di động (https://vione.viconnect.vn) với Trang chủ VIP số hóa, Thẻ hội viên nhận diện 3 màu thương hiệu (Đỏ - Vàng - Xanh), hàng trao đổi cơ hội 3 biểu đồ tròn (Donut Charts trực quan), phím tắt nhanh và popup chào mừng logo 8 sang trọng. Tích hợp mã QR định danh cá nhân và công nghệ tiệm cận NFC (Near Field Communication) chạm lưng một chạm trao đổi danh thiếp số tức thì không cần cài đặt ứng dụng phụ.</w:t>
-      </w:r>
-    </w:p>
-    <w:p>
-      <w:pPr>
-        <w:spacing w:after="80" w:line="288" w:lineRule="auto"/>
-        <w:jc w:val="both"/>
+        <w:t xml:space="preserve"> là nền tảng chuyển đổi số toàn diện dành cho Cộng đồng Doanh nhân và Doanh nghiệp B2B ViOne, được triển khai vận hành thực tế phân lập trên 02 tên miền phụ (subdomain) chuyên trách: Cổng Web Quản Trị ViOne Platform (https://crm_vione.viconnect.vn) dành cho Ban Lãnh Đạo, Quản lý điều hành và Quản trị viên; cùng Ứng dụng Di động Doanh nhân (https://vione.viconnect.vn) dành cho cộng đồng doanh nhân thành viên. Phần mềm được tổ chức thành 8 phân hệ chức năng cốt lõi sau:</w:t>
+      </w:r>
+    </w:p>
+    <w:p>
+      <w:pPr>
+        <w:keepNext/>
+        <w:spacing w:before="120" w:after="40" w:line="240" w:lineRule="auto"/>
+        <w:jc w:val="left"/>
+      </w:pPr>
+      <w:r>
+        <w:rPr>
+          <w:b/>
+          <w:bCs/>
+        </w:rPr>
+        <w:t>1. Phân hệ Quản trị Doanh nhân, Tổ Chức và Phân Quyền RBAC &amp; Thẩm định Hồ sơ (Member &amp; Council Management):</w:t>
+      </w:r>
+    </w:p>
+    <w:p>
+      <w:pPr>
+        <w:spacing w:before="0" w:after="40" w:line="240" w:lineRule="auto"/>
+        <w:jc w:val="left"/>
+      </w:pPr>
+      <w:r>
+        <w:t>Quản lý toàn diện cơ sở dữ liệu doanh nhân và doanh nghiệp đối tác trên Cổng Web Quản Trị (https://crm_vione.viconnect.vn). Hỗ trợ quy trình thẩm định, phê duyệt cấp tài khoản định danh bắt buộc đổi mật khẩu lần đầu (must_change_password). Thiết lập ma trận phân quyền RBAC (Role-Based Access Control) đa cấp độ chuẩn doanh nghiệp theo các vai trò (Quản trị viên / Admin, Quản lý / Manager, Thành viên / Member, Khách / Guest) với 5 quyền hạn hạt nhân (Xem, Thêm, Sửa, Xóa, Phê duyệt), bảo đảm phân lập dữ liệu biệt lập và an toàn tuyệt đối.</w:t>
+      </w:r>
+    </w:p>
+    <w:p>
+      <w:pPr>
+        <w:keepNext/>
+        <w:spacing w:before="120" w:after="40" w:line="240" w:lineRule="auto"/>
+        <w:jc w:val="left"/>
+        <w:rPr>
+          <w:b/>
+          <w:bCs/>
+        </w:rPr>
+      </w:pPr>
+      <w:r>
+        <w:rPr>
+          <w:b/>
+          <w:bCs/>
+        </w:rPr>
+        <w:t>2. Phân hệ Trang Chủ Doanh Nhân VIP &amp; Danh Thiếp Số Một Chạm (Home VIP &amp; Digital Business Card):</w:t>
+      </w:r>
+    </w:p>
+    <w:p>
+      <w:pPr>
+        <w:spacing w:before="0" w:after="40" w:line="240" w:lineRule="auto"/>
+        <w:jc w:val="left"/>
+      </w:pPr>
+      <w:r>
+        <w:t>Trải nghiệm trên App Di động (https://vione.viconnect.vn) với Trang chủ VIP số hóa, Thẻ danh thiếp doanh nhân 3 màu thương hiệu (Đỏ - Vàng - Xanh), hàng trao đổi cơ hội 3 biểu đồ tròn (Donut Charts trực quan), phím tắt nhanh và popup chào mừng logo 8 sang trọng. Tích hợp mã QR định danh cá nhân và công nghệ tiệm cận NFC (Near Field Communication) chạm lưng một chạm trao đổi danh thiếp số tức thì không cần cài đặt ứng dụng phụ.</w:t>
+      </w:r>
+    </w:p>
+    <w:p>
+      <w:pPr>
+        <w:keepNext/>
+        <w:spacing w:before="120" w:after="40" w:line="240" w:lineRule="auto"/>
+        <w:jc w:val="left"/>
         <w:rPr>
           <w:b/>
           <w:bCs/>
@@ -570,17 +586,18 @@
     </w:p>
     <w:p>
       <w:pPr>
-        <w:spacing w:after="80" w:line="288" w:lineRule="auto"/>
-        <w:jc w:val="both"/>
-      </w:pPr>
-      <w:r>
-        <w:t>Quản lý tổ chức sự kiện, hội thảo, đại hội và các khóa đào tạo trực tuyến (Zoom/Jitsi)/trực tiếp/hybrid. Cung cấp tính năng "Đăng Khoảnh Khắc 24h &amp; Sự Kiện" tự động tạo bài viết đính kèm Poster và mã QR Check-in đẩy từ CRM xuống Bảng tin App Hội viên. Tích hợp công cụ tạo Form đăng ký đào tạo mở rộng link công khai và mã QR tải về, hỗ trợ quét mã QR check-in lễ tân siêu tốc dưới 500ms qua Socket.IO.</w:t>
-      </w:r>
-    </w:p>
-    <w:p>
-      <w:pPr>
-        <w:spacing w:after="80" w:line="288" w:lineRule="auto"/>
-        <w:jc w:val="both"/>
+        <w:spacing w:before="0" w:after="60" w:line="260" w:lineRule="auto"/>
+        <w:jc w:val="both"/>
+      </w:pPr>
+      <w:r>
+        <w:t>Quản lý tổ chức sự kiện, hội thảo, đại hội và các khóa đào tạo trực tuyến (Zoom/Jitsi)/trực tiếp/hybrid. Cung cấp tính năng "Đăng Khoảnh Khắc 24h &amp; Sự Kiện" tự động tạo bài viết đính kèm Poster và mã QR Check-in đẩy từ CRM xuống Bảng tin App Doanh nhân. Tích hợp công cụ tạo Form đăng ký đào tạo mở rộng link công khai và mã QR tải về, hỗ trợ quét mã QR check-in lễ tân siêu tốc dưới 500ms qua Socket.IO.</w:t>
+      </w:r>
+    </w:p>
+    <w:p>
+      <w:pPr>
+        <w:keepNext/>
+        <w:spacing w:before="120" w:after="40" w:line="240" w:lineRule="auto"/>
+        <w:jc w:val="left"/>
       </w:pPr>
       <w:r>
         <w:rPr>
@@ -592,7 +609,7 @@
     </w:p>
     <w:p>
       <w:pPr>
-        <w:spacing w:after="80" w:line="288" w:lineRule="auto"/>
+        <w:spacing w:before="0" w:after="60" w:line="260" w:lineRule="auto"/>
         <w:jc w:val="both"/>
       </w:pPr>
       <w:r>
@@ -601,8 +618,9 @@
     </w:p>
     <w:p>
       <w:pPr>
-        <w:spacing w:after="80" w:line="288" w:lineRule="auto"/>
-        <w:jc w:val="both"/>
+        <w:keepNext/>
+        <w:spacing w:before="120" w:after="40" w:line="240" w:lineRule="auto"/>
+        <w:jc w:val="left"/>
       </w:pPr>
       <w:r>
         <w:rPr>
@@ -615,7 +633,7 @@
     </w:p>
     <w:p>
       <w:pPr>
-        <w:spacing w:after="80" w:line="288" w:lineRule="auto"/>
+        <w:spacing w:before="0" w:after="60" w:line="260" w:lineRule="auto"/>
         <w:jc w:val="both"/>
       </w:pPr>
       <w:r>
@@ -624,8 +642,9 @@
     </w:p>
     <w:p>
       <w:pPr>
-        <w:spacing w:after="80" w:line="288" w:lineRule="auto"/>
-        <w:jc w:val="both"/>
+        <w:keepNext/>
+        <w:spacing w:before="120" w:after="40" w:line="240" w:lineRule="auto"/>
+        <w:jc w:val="left"/>
       </w:pPr>
       <w:r>
         <w:rPr>
@@ -637,39 +656,41 @@
     </w:p>
     <w:p>
       <w:pPr>
-        <w:spacing w:after="80" w:line="288" w:lineRule="auto"/>
-        <w:jc w:val="both"/>
-      </w:pPr>
-      <w:r>
-        <w:t>Đồng bộ module Thống kê chuyên sâu trên cả Cổng Web Quản Trị và Mobile App (Tab Thống kê Footer). Cung cấp 4 thẻ chỉ số KPI chính, Biểu đồ Composed Bar-Line phân hóa xu hướng tăng xanh / giảm đỏ, avatar hội viên Top 1 định vị tại đỉnh cột, bục vinh danh Top 3 thiết kế 1 hàng ngang (Single-row 3-column podium), phân chia 5 danh mục thống kê và xuất báo cáo chuẩn doanh nghiệp (A4 Bản in &amp; Excel).</w:t>
-      </w:r>
-    </w:p>
-    <w:p>
-      <w:pPr>
-        <w:spacing w:after="80" w:line="288" w:lineRule="auto"/>
-        <w:jc w:val="both"/>
-      </w:pPr>
-      <w:r>
-        <w:rPr>
-          <w:b/>
-          <w:bCs/>
-        </w:rPr>
-        <w:t>7. Phân hệ Danh bạ Hội viên &amp; Bản đồ Tương tác Leaflet 2D Vệ tinh (Interactive Leaflet GPS Map):</w:t>
-      </w:r>
-    </w:p>
-    <w:p>
-      <w:pPr>
-        <w:spacing w:after="80" w:line="288" w:lineRule="auto"/>
-        <w:jc w:val="both"/>
-      </w:pPr>
-      <w:r>
-        <w:t>Bản đồ tương tác đa tầng sử dụng Leaflet 2D với lớp vệ tinh Google Maps trên app di động. Phân chia rõ ràng 2 phạm vi quan sát: "Tổng thể" (toàn bộ hội viên, sự kiện, cuộc họp điều hành) và "Cá nhân" (người đã kết nối, sự kiện đã đăng ký, cuộc gặp 1-1), tích hợp định vị GPS và điều hướng chỉ đường Google Maps.</w:t>
-      </w:r>
-    </w:p>
-    <w:p>
-      <w:pPr>
-        <w:spacing w:after="80" w:line="288" w:lineRule="auto"/>
-        <w:jc w:val="both"/>
+        <w:spacing w:before="0" w:after="60" w:line="260" w:lineRule="auto"/>
+        <w:jc w:val="both"/>
+      </w:pPr>
+      <w:r>
+        <w:t>Đồng bộ module Thống kê chuyên sâu trên cả Cổng Web Quản Trị và Mobile App (Tab Thống kê Footer). Cung cấp 4 thẻ chỉ số KPI chính, Biểu đồ Composed Bar-Line phân hóa xu hướng tăng xanh / giảm đỏ, avatar doanh nhân Top 1 định vị tại đỉnh cột, bục vinh danh Top 3 thiết kế 1 hàng ngang (Single-row 3-column podium), phân chia 5 danh mục thống kê và xuất báo cáo chuẩn doanh nghiệp (A4 Bản in &amp; Excel).</w:t>
+      </w:r>
+    </w:p>
+    <w:p>
+      <w:pPr>
+        <w:keepNext/>
+        <w:spacing w:before="120" w:after="40" w:line="240" w:lineRule="auto"/>
+        <w:jc w:val="left"/>
+      </w:pPr>
+      <w:r>
+        <w:rPr>
+          <w:b/>
+          <w:bCs/>
+        </w:rPr>
+        <w:t>7. Phân hệ Danh bạ Doanh nhân &amp; Bản đồ Tương tác Leaflet 2D Vệ tinh (Interactive Leaflet GPS Map):</w:t>
+      </w:r>
+    </w:p>
+    <w:p>
+      <w:pPr>
+        <w:spacing w:before="0" w:after="60" w:line="260" w:lineRule="auto"/>
+        <w:jc w:val="both"/>
+      </w:pPr>
+      <w:r>
+        <w:t>Bản đồ tương tác đa tầng sử dụng Leaflet 2D với lớp vệ tinh Google Maps trên app di động. Phân chia rõ ràng 2 phạm vi quan sát: "Tổng thể" (toàn thể doanh nhân đối tác, sự kiện, cuộc họp điều hành) và "Cá nhân" (người đã kết nối, sự kiện đã đăng ký, cuộc gặp 1-1), tích hợp định vị GPS và điều hướng chỉ đường Google Maps.</w:t>
+      </w:r>
+    </w:p>
+    <w:p>
+      <w:pPr>
+        <w:keepNext/>
+        <w:spacing w:before="120" w:after="40" w:line="240" w:lineRule="auto"/>
+        <w:jc w:val="left"/>
       </w:pPr>
       <w:r>
         <w:rPr>
@@ -681,17 +702,17 @@
     </w:p>
     <w:p>
       <w:pPr>
-        <w:spacing w:after="80" w:line="288" w:lineRule="auto"/>
-        <w:jc w:val="both"/>
-      </w:pPr>
-      <w:r>
-        <w:t>Bộ công cụ Studio thiết kế chủ đề tại CRM cho phép tải ảnh nền tùy chỉnh hoặc chọn mẫu doanh nhân VIP, tùy biến biểu tượng 14 tính năng, xem trước Mockup điện thoại và tự động đồng bộ biến CSS `--festival-bg-image` xuống toàn bộ ứng dụng di động của hội viên tức thì theo thời gian thực.</w:t>
-      </w:r>
-    </w:p>
-    <w:p>
-      <w:pPr>
-        <w:spacing w:after="80" w:line="288" w:lineRule="auto"/>
-        <w:jc w:val="both"/>
+        <w:spacing w:before="0" w:after="60" w:line="260" w:lineRule="auto"/>
+        <w:jc w:val="both"/>
+      </w:pPr>
+      <w:r>
+        <w:t>Bộ công cụ Studio thiết kế chủ đề tại CRM cho phép tải ảnh nền tùy chỉnh hoặc chọn mẫu doanh nhân VIP, tùy biến biểu tượng 14 tính năng, xem trước Mockup điện thoại và tự động đồng bộ biến CSS `--festival-bg-image` xuống toàn bộ ứng dụng di động của doanh nhân tức thì theo thời gian thực.</w:t>
+      </w:r>
+    </w:p>
+    <w:p>
+      <w:pPr>
+        <w:spacing w:before="0" w:after="40" w:line="240" w:lineRule="auto"/>
+        <w:jc w:val="left"/>
         <w:rPr>
           <w:b/>
           <w:bCs/>
@@ -713,7 +734,8 @@
     </w:p>
     <w:p>
       <w:pPr>
-        <w:spacing w:after="80" w:line="288" w:lineRule="auto"/>
+        <w:keepNext/>
+        <w:spacing w:before="0" w:after="60" w:line="260" w:lineRule="auto"/>
         <w:jc w:val="both"/>
       </w:pPr>
       <w:r>
@@ -725,8 +747,9 @@
     </w:p>
     <w:p>
       <w:pPr>
-        <w:spacing w:after="80" w:line="288" w:lineRule="auto"/>
-        <w:jc w:val="both"/>
+        <w:keepNext/>
+        <w:spacing w:before="120" w:after="40" w:line="240" w:lineRule="auto"/>
+        <w:jc w:val="left"/>
         <w:rPr>
           <w:b/>
           <w:bCs/>
@@ -742,7 +765,7 @@
     </w:p>
     <w:p>
       <w:pPr>
-        <w:spacing w:after="80" w:line="288" w:lineRule="auto"/>
+        <w:spacing w:before="0" w:after="60" w:line="260" w:lineRule="auto"/>
         <w:jc w:val="both"/>
       </w:pPr>
       <w:r>
@@ -751,8 +774,9 @@
     </w:p>
     <w:p>
       <w:pPr>
-        <w:spacing w:after="80" w:line="288" w:lineRule="auto"/>
-        <w:jc w:val="both"/>
+        <w:keepNext/>
+        <w:spacing w:before="120" w:after="40" w:line="240" w:lineRule="auto"/>
+        <w:jc w:val="left"/>
         <w:rPr>
           <w:b/>
           <w:bCs/>
@@ -768,7 +792,7 @@
     </w:p>
     <w:p>
       <w:pPr>
-        <w:spacing w:after="80" w:line="288" w:lineRule="auto"/>
+        <w:spacing w:before="0" w:after="60" w:line="260" w:lineRule="auto"/>
         <w:jc w:val="both"/>
       </w:pPr>
       <w:r>
@@ -778,8 +802,9 @@
     </w:p>
     <w:p>
       <w:pPr>
-        <w:spacing w:after="80" w:line="288" w:lineRule="auto"/>
-        <w:jc w:val="both"/>
+        <w:keepNext/>
+        <w:spacing w:before="120" w:after="40" w:line="240" w:lineRule="auto"/>
+        <w:jc w:val="left"/>
         <w:rPr>
           <w:b/>
           <w:bCs/>
@@ -795,7 +820,7 @@
     </w:p>
     <w:p>
       <w:pPr>
-        <w:spacing w:after="80" w:line="288" w:lineRule="auto"/>
+        <w:spacing w:before="0" w:after="60" w:line="260" w:lineRule="auto"/>
         <w:jc w:val="both"/>
       </w:pPr>
       <w:r>
@@ -804,8 +829,9 @@
     </w:p>
     <w:p>
       <w:pPr>
-        <w:spacing w:after="80" w:line="288" w:lineRule="auto"/>
-        <w:jc w:val="both"/>
+        <w:keepNext/>
+        <w:spacing w:before="120" w:after="40" w:line="240" w:lineRule="auto"/>
+        <w:jc w:val="left"/>
         <w:rPr>
           <w:b/>
           <w:bCs/>
@@ -821,7 +847,7 @@
     </w:p>
     <w:p>
       <w:pPr>
-        <w:spacing w:after="80" w:line="288" w:lineRule="auto"/>
+        <w:spacing w:before="0" w:after="60" w:line="260" w:lineRule="auto"/>
         <w:jc w:val="both"/>
       </w:pPr>
       <w:r>
@@ -830,8 +856,9 @@
     </w:p>
     <w:p>
       <w:pPr>
-        <w:spacing w:after="80" w:line="288" w:lineRule="auto"/>
-        <w:jc w:val="both"/>
+        <w:keepNext/>
+        <w:spacing w:before="120" w:after="40" w:line="240" w:lineRule="auto"/>
+        <w:jc w:val="left"/>
         <w:rPr>
           <w:b/>
           <w:bCs/>
@@ -847,7 +874,7 @@
     </w:p>
     <w:p>
       <w:pPr>
-        <w:spacing w:after="80" w:line="288" w:lineRule="auto"/>
+        <w:spacing w:before="0" w:after="60" w:line="260" w:lineRule="auto"/>
         <w:jc w:val="both"/>
       </w:pPr>
       <w:r>
@@ -856,8 +883,9 @@
     </w:p>
     <w:p>
       <w:pPr>
-        <w:spacing w:after="80" w:line="288" w:lineRule="auto"/>
-        <w:jc w:val="both"/>
+        <w:keepNext/>
+        <w:spacing w:before="120" w:after="40" w:line="240" w:lineRule="auto"/>
+        <w:jc w:val="left"/>
         <w:rPr>
           <w:b/>
           <w:bCs/>
@@ -873,7 +901,7 @@
     </w:p>
     <w:p>
       <w:pPr>
-        <w:spacing w:after="80" w:line="288" w:lineRule="auto"/>
+        <w:spacing w:before="0" w:after="60" w:line="260" w:lineRule="auto"/>
         <w:jc w:val="both"/>
       </w:pPr>
       <w:r>
@@ -882,8 +910,9 @@
     </w:p>
     <w:p>
       <w:pPr>
-        <w:spacing w:after="80" w:line="288" w:lineRule="auto"/>
-        <w:jc w:val="both"/>
+        <w:keepNext/>
+        <w:spacing w:before="120" w:after="40" w:line="240" w:lineRule="auto"/>
+        <w:jc w:val="left"/>
         <w:rPr>
           <w:b/>
           <w:bCs/>
@@ -899,17 +928,18 @@
     </w:p>
     <w:p>
       <w:pPr>
-        <w:spacing w:after="80" w:line="288" w:lineRule="auto"/>
-        <w:jc w:val="both"/>
-      </w:pPr>
-      <w:r>
-        <w:t>Hệ thống lưu trữ tệp tương thích S3 lưu trữ an toàn ảnh thẻ hội viên, logo doanh nghiệp, slide thuyết trình, tài liệu đào tạo, poster sự kiện và hóa đơn chứng từ kế toán.</w:t>
-      </w:r>
-    </w:p>
-    <w:p>
-      <w:pPr>
-        <w:spacing w:after="80" w:line="288" w:lineRule="auto"/>
-        <w:jc w:val="both"/>
+        <w:spacing w:before="0" w:after="60" w:line="260" w:lineRule="auto"/>
+        <w:jc w:val="both"/>
+      </w:pPr>
+      <w:r>
+        <w:t>Hệ thống lưu trữ tệp tương thích S3 lưu trữ an toàn ảnh thẻ danh thiếp doanh nhân, logo doanh nghiệp, slide thuyết trình, tài liệu đào tạo, poster sự kiện và hóa đơn chứng từ kế toán.</w:t>
+      </w:r>
+    </w:p>
+    <w:p>
+      <w:pPr>
+        <w:keepNext/>
+        <w:spacing w:before="120" w:after="40" w:line="240" w:lineRule="auto"/>
+        <w:jc w:val="left"/>
         <w:rPr>
           <w:b/>
           <w:bCs/>
@@ -925,7 +955,7 @@
     </w:p>
     <w:p>
       <w:pPr>
-        <w:spacing w:after="80" w:line="288" w:lineRule="auto"/>
+        <w:spacing w:before="0" w:after="60" w:line="260" w:lineRule="auto"/>
         <w:jc w:val="both"/>
       </w:pPr>
       <w:r>
@@ -934,8 +964,9 @@
     </w:p>
     <w:p>
       <w:pPr>
-        <w:spacing w:after="80" w:line="288" w:lineRule="auto"/>
-        <w:jc w:val="both"/>
+        <w:keepNext/>
+        <w:spacing w:before="120" w:after="40" w:line="240" w:lineRule="auto"/>
+        <w:jc w:val="left"/>
         <w:rPr>
           <w:b/>
           <w:bCs/>
@@ -951,7 +982,7 @@
     </w:p>
     <w:p>
       <w:pPr>
-        <w:spacing w:after="80" w:line="288" w:lineRule="auto"/>
+        <w:spacing w:before="0" w:after="60" w:line="260" w:lineRule="auto"/>
         <w:jc w:val="both"/>
       </w:pPr>
       <w:r>
@@ -960,8 +991,9 @@
     </w:p>
     <w:p>
       <w:pPr>
-        <w:spacing w:after="80" w:line="288" w:lineRule="auto"/>
-        <w:jc w:val="both"/>
+        <w:keepNext/>
+        <w:spacing w:before="120" w:after="40" w:line="240" w:lineRule="auto"/>
+        <w:jc w:val="left"/>
         <w:rPr>
           <w:b/>
           <w:bCs/>
@@ -977,7 +1009,7 @@
     </w:p>
     <w:p>
       <w:pPr>
-        <w:spacing w:after="80" w:line="288" w:lineRule="auto"/>
+        <w:spacing w:before="0" w:after="60" w:line="260" w:lineRule="auto"/>
         <w:jc w:val="both"/>
         <w:rPr>
           <w:b/>
@@ -990,8 +1022,8 @@
     </w:p>
     <w:p>
       <w:pPr>
-        <w:spacing w:after="80" w:line="288" w:lineRule="auto"/>
-        <w:jc w:val="both"/>
+        <w:spacing w:before="0" w:after="40" w:line="240" w:lineRule="auto"/>
+        <w:jc w:val="left"/>
       </w:pPr>
       <w:r>
         <w:rPr>
@@ -1007,7 +1039,7 @@
     </w:p>
     <w:p>
       <w:pPr>
-        <w:spacing w:after="80" w:line="288" w:lineRule="auto"/>
+        <w:spacing w:before="0" w:after="60" w:line="260" w:lineRule="auto"/>
         <w:jc w:val="both"/>
       </w:pPr>
       <w:r>
@@ -1019,8 +1051,9 @@
     </w:p>
     <w:p>
       <w:pPr>
-        <w:spacing w:after="80" w:line="288" w:lineRule="auto"/>
-        <w:jc w:val="both"/>
+        <w:keepNext/>
+        <w:spacing w:before="120" w:after="40" w:line="240" w:lineRule="auto"/>
+        <w:jc w:val="left"/>
         <w:rPr>
           <w:b/>
           <w:bCs/>
@@ -1036,17 +1069,18 @@
     </w:p>
     <w:p>
       <w:pPr>
-        <w:spacing w:after="80" w:line="288" w:lineRule="auto"/>
-        <w:jc w:val="both"/>
-      </w:pPr>
-      <w:r>
-        <w:t>Bao gồm Cổng Web Quản Trị ViOne Platform (Desktop Viewport: https://crm_vione.viconnect.vn) và Ứng dụng Di động Hội viên (Mobile Viewport: https://vione.viconnect.vn). Lớp này tiếp nhận thao tác người dùng, xử lý trạng thái giao diện cục bộ và trao đổi với backend thông qua các API Client chuẩn hóa.</w:t>
-      </w:r>
-    </w:p>
-    <w:p>
-      <w:pPr>
-        <w:spacing w:after="80" w:line="288" w:lineRule="auto"/>
-        <w:jc w:val="both"/>
+        <w:spacing w:before="0" w:after="40" w:line="240" w:lineRule="auto"/>
+        <w:jc w:val="left"/>
+      </w:pPr>
+      <w:r>
+        <w:t>Bao gồm Cổng Web Quản Trị ViOne Platform (Desktop Viewport: https://crm_vione.viconnect.vn) và Ứng dụng Di động Doanh nhân (ViOne Connect) (Mobile Viewport: https://vione.viconnect.vn). Lớp này tiếp nhận thao tác người dùng, xử lý trạng thái giao diện cục bộ và trao đổi với backend thông qua các API Client chuẩn hóa.</w:t>
+      </w:r>
+    </w:p>
+    <w:p>
+      <w:pPr>
+        <w:keepNext/>
+        <w:spacing w:before="120" w:after="40" w:line="240" w:lineRule="auto"/>
+        <w:jc w:val="left"/>
         <w:rPr>
           <w:b/>
           <w:bCs/>
@@ -1062,7 +1096,7 @@
     </w:p>
     <w:p>
       <w:pPr>
-        <w:spacing w:after="80" w:line="288" w:lineRule="auto"/>
+        <w:spacing w:before="0" w:after="60" w:line="260" w:lineRule="auto"/>
         <w:jc w:val="both"/>
       </w:pPr>
       <w:r>
@@ -1071,8 +1105,9 @@
     </w:p>
     <w:p>
       <w:pPr>
-        <w:spacing w:after="80" w:line="288" w:lineRule="auto"/>
-        <w:jc w:val="both"/>
+        <w:keepNext/>
+        <w:spacing w:before="120" w:after="40" w:line="240" w:lineRule="auto"/>
+        <w:jc w:val="left"/>
         <w:rPr>
           <w:b/>
           <w:bCs/>
@@ -1088,7 +1123,7 @@
     </w:p>
     <w:p>
       <w:pPr>
-        <w:spacing w:after="80" w:line="288" w:lineRule="auto"/>
+        <w:spacing w:before="0" w:after="60" w:line="260" w:lineRule="auto"/>
         <w:jc w:val="both"/>
       </w:pPr>
       <w:r>
@@ -1097,8 +1132,9 @@
     </w:p>
     <w:p>
       <w:pPr>
-        <w:spacing w:after="80" w:line="288" w:lineRule="auto"/>
-        <w:jc w:val="both"/>
+        <w:keepNext/>
+        <w:spacing w:before="120" w:after="40" w:line="240" w:lineRule="auto"/>
+        <w:jc w:val="left"/>
         <w:rPr>
           <w:b/>
           <w:bCs/>
@@ -1114,7 +1150,7 @@
     </w:p>
     <w:p>
       <w:pPr>
-        <w:spacing w:after="80" w:line="288" w:lineRule="auto"/>
+        <w:spacing w:before="0" w:after="60" w:line="260" w:lineRule="auto"/>
         <w:jc w:val="both"/>
       </w:pPr>
       <w:r>
@@ -1123,34 +1159,36 @@
     </w:p>
     <w:p>
       <w:pPr>
-        <w:spacing w:after="80" w:line="288" w:lineRule="auto"/>
-        <w:jc w:val="both"/>
-        <w:rPr>
-          <w:b/>
-          <w:bCs/>
-        </w:rPr>
-      </w:pPr>
-      <w:r>
-        <w:rPr>
-          <w:b/>
-          <w:bCs/>
-        </w:rPr>
-        <w:t>5. Phân hệ Quản trị Hội viên &amp; Tổ Chức và Phân Quyền RBAC (Member &amp; Committee Modules)</w:t>
-      </w:r>
-    </w:p>
-    <w:p>
-      <w:pPr>
-        <w:spacing w:after="80" w:line="288" w:lineRule="auto"/>
-        <w:jc w:val="both"/>
-      </w:pPr>
-      <w:r>
-        <w:t>Chịu trách nhiệm quản lý danh sách hội viên, phân quyền vai trò RBAC, duyệt kết nạp, cấu hình quyền hạn và hồ sơ doanh nghiệp thành viên.</w:t>
-      </w:r>
-    </w:p>
-    <w:p>
-      <w:pPr>
-        <w:spacing w:after="80" w:line="288" w:lineRule="auto"/>
-        <w:jc w:val="both"/>
+        <w:keepNext/>
+        <w:spacing w:before="120" w:after="40" w:line="240" w:lineRule="auto"/>
+        <w:jc w:val="left"/>
+        <w:rPr>
+          <w:b/>
+          <w:bCs/>
+        </w:rPr>
+      </w:pPr>
+      <w:r>
+        <w:rPr>
+          <w:b/>
+          <w:bCs/>
+        </w:rPr>
+        <w:t>5. Phân hệ Quản trị Doanh nhân &amp; Tổ Chức và Phân Quyền RBAC (Member &amp; Committee Modules)</w:t>
+      </w:r>
+    </w:p>
+    <w:p>
+      <w:pPr>
+        <w:spacing w:before="0" w:after="60" w:line="260" w:lineRule="auto"/>
+        <w:jc w:val="both"/>
+      </w:pPr>
+      <w:r>
+        <w:t>Chịu trách nhiệm quản lý danh sách doanh nhân, phân quyền vai trò RBAC, duyệt kết nạp, cấu hình quyền hạn và hồ sơ doanh nghiệp thành viên.</w:t>
+      </w:r>
+    </w:p>
+    <w:p>
+      <w:pPr>
+        <w:keepNext/>
+        <w:spacing w:before="120" w:after="40" w:line="240" w:lineRule="auto"/>
+        <w:jc w:val="left"/>
         <w:rPr>
           <w:b/>
           <w:bCs/>
@@ -1166,7 +1204,7 @@
     </w:p>
     <w:p>
       <w:pPr>
-        <w:spacing w:after="80" w:line="288" w:lineRule="auto"/>
+        <w:spacing w:before="0" w:after="60" w:line="260" w:lineRule="auto"/>
         <w:jc w:val="both"/>
       </w:pPr>
       <w:r>
@@ -1175,8 +1213,9 @@
     </w:p>
     <w:p>
       <w:pPr>
-        <w:spacing w:after="80" w:line="288" w:lineRule="auto"/>
-        <w:jc w:val="both"/>
+        <w:keepNext/>
+        <w:spacing w:before="120" w:after="40" w:line="240" w:lineRule="auto"/>
+        <w:jc w:val="left"/>
         <w:rPr>
           <w:b/>
           <w:bCs/>
@@ -1192,7 +1231,7 @@
     </w:p>
     <w:p>
       <w:pPr>
-        <w:spacing w:after="80" w:line="288" w:lineRule="auto"/>
+        <w:spacing w:before="0" w:after="60" w:line="260" w:lineRule="auto"/>
         <w:jc w:val="both"/>
       </w:pPr>
       <w:r>
@@ -1201,8 +1240,9 @@
     </w:p>
     <w:p>
       <w:pPr>
-        <w:spacing w:after="80" w:line="288" w:lineRule="auto"/>
-        <w:jc w:val="both"/>
+        <w:keepNext/>
+        <w:spacing w:before="120" w:after="40" w:line="240" w:lineRule="auto"/>
+        <w:jc w:val="left"/>
         <w:rPr>
           <w:b/>
           <w:bCs/>
@@ -1218,7 +1258,7 @@
     </w:p>
     <w:p>
       <w:pPr>
-        <w:spacing w:after="80" w:line="288" w:lineRule="auto"/>
+        <w:spacing w:before="0" w:after="60" w:line="260" w:lineRule="auto"/>
         <w:jc w:val="both"/>
       </w:pPr>
       <w:r>
@@ -1227,8 +1267,9 @@
     </w:p>
     <w:p>
       <w:pPr>
-        <w:spacing w:after="80" w:line="288" w:lineRule="auto"/>
-        <w:jc w:val="both"/>
+        <w:keepNext/>
+        <w:spacing w:before="120" w:after="40" w:line="240" w:lineRule="auto"/>
+        <w:jc w:val="left"/>
         <w:rPr>
           <w:b/>
           <w:bCs/>
@@ -1244,17 +1285,18 @@
     </w:p>
     <w:p>
       <w:pPr>
-        <w:spacing w:after="80" w:line="288" w:lineRule="auto"/>
-        <w:jc w:val="both"/>
-      </w:pPr>
-      <w:r>
-        <w:t>Chịu trách nhiệm bảng tin mạng lưới doanh nhân, nhận bài viết đào tạo/sự kiện, khảo sát biểu quyết số, bản tin hiệp hội và thông báo đẩy tới toàn thể hội viên.</w:t>
-      </w:r>
-    </w:p>
-    <w:p>
-      <w:pPr>
-        <w:spacing w:after="80" w:line="288" w:lineRule="auto"/>
-        <w:jc w:val="both"/>
+        <w:spacing w:before="0" w:after="60" w:line="260" w:lineRule="auto"/>
+        <w:jc w:val="both"/>
+      </w:pPr>
+      <w:r>
+        <w:t>Chịu trách nhiệm bảng tin mạng lưới doanh nhân, nhận bài viết đào tạo/sự kiện, khảo sát biểu quyết số, bản tin hiệp hội và thông báo đẩy tới toàn thể cộng đồng doanh nhân.</w:t>
+      </w:r>
+    </w:p>
+    <w:p>
+      <w:pPr>
+        <w:keepNext/>
+        <w:spacing w:before="120" w:after="40" w:line="240" w:lineRule="auto"/>
+        <w:jc w:val="left"/>
       </w:pPr>
       <w:r>
         <w:rPr>
@@ -1266,7 +1308,7 @@
     </w:p>
     <w:p>
       <w:pPr>
-        <w:spacing w:after="80" w:line="288" w:lineRule="auto"/>
+        <w:spacing w:before="0" w:after="60" w:line="260" w:lineRule="auto"/>
         <w:jc w:val="both"/>
       </w:pPr>
       <w:r>
@@ -1275,7 +1317,7 @@
     </w:p>
     <w:p>
       <w:pPr>
-        <w:spacing w:after="80" w:line="288" w:lineRule="auto"/>
+        <w:spacing w:before="0" w:after="60" w:line="260" w:lineRule="auto"/>
         <w:jc w:val="both"/>
       </w:pPr>
       <w:r>
@@ -1287,8 +1329,8 @@
     </w:p>
     <w:p>
       <w:pPr>
-        <w:spacing w:after="80" w:line="288" w:lineRule="auto"/>
-        <w:jc w:val="both"/>
+        <w:spacing w:before="0" w:after="40" w:line="240" w:lineRule="auto"/>
+        <w:jc w:val="left"/>
       </w:pPr>
       <w:r>
         <w:t>- Sử dụng mã nguồn mở để sáng tạo chương trình máy tính:</w:t>
@@ -1297,8 +1339,8 @@
     <w:p>
       <w:pPr>
         <w:shd w:val="clear" w:color="auto" w:fill="FFFFFF"/>
-        <w:spacing w:before="120" w:after="120" w:line="288" w:lineRule="auto"/>
-        <w:jc w:val="both"/>
+        <w:spacing w:before="0" w:after="40" w:line="240" w:lineRule="auto"/>
+        <w:jc w:val="left"/>
         <w:rPr>
           <w:b/>
           <w:bCs/>
@@ -1325,7 +1367,8 @@
     </w:p>
     <w:p>
       <w:pPr>
-        <w:spacing w:after="20" w:line="288" w:lineRule="auto"/>
+        <w:jc w:val="left"/>
+        <w:spacing w:before="0" w:after="40" w:line="240" w:lineRule="auto"/>
         <w:rPr>
           <w:noProof/>
           <w:color w:val="000000"/>
@@ -1350,7 +1393,8 @@
     </w:p>
     <w:p>
       <w:pPr>
-        <w:spacing w:before="140" w:after="80" w:line="288" w:lineRule="auto"/>
+        <w:jc w:val="left"/>
+        <w:spacing w:before="0" w:after="40" w:line="240" w:lineRule="auto"/>
       </w:pPr>
       <w:r>
         <w:t xml:space="preserve">React: https://github.com/facebook/react Vite: https://github.com/vitejs/vite NestJS: https://github.com/nestjs/nest Capacitor: https://github.com/ionic-team/capacitor PostgreSQL: https://github.com/postgres/postgres Redis: https://github.com/redis/redis Leaflet: https://github.com/Leaflet/Leaflet Tailwind CSS: https://github.com/tailwindlabs/tailwindcss </w:t>
@@ -1361,7 +1405,8 @@
     </w:p>
     <w:p>
       <w:pPr>
-        <w:spacing w:before="140" w:after="80" w:line="288" w:lineRule="auto"/>
+        <w:jc w:val="left"/>
+        <w:spacing w:before="0" w:after="40" w:line="240" w:lineRule="auto"/>
       </w:pPr>
       <w:r>
         <w:rPr>
@@ -1373,7 +1418,8 @@
     </w:p>
     <w:p>
       <w:pPr>
-        <w:spacing w:after="80" w:line="288" w:lineRule="auto"/>
+        <w:jc w:val="left"/>
+        <w:spacing w:before="0" w:after="40" w:line="240" w:lineRule="auto"/>
         <w:rPr>
           <w:b/>
           <w:bCs/>
@@ -1397,7 +1443,8 @@
     </w:p>
     <w:p>
       <w:pPr>
-        <w:spacing w:after="80" w:line="288" w:lineRule="auto"/>
+        <w:jc w:val="left"/>
+        <w:spacing w:before="20" w:after="20" w:line="240" w:lineRule="auto"/>
         <w:rPr>
           <w:b/>
           <w:bCs/>
@@ -1415,8 +1462,8 @@
     </w:p>
     <w:p>
       <w:pPr>
-        <w:spacing w:after="80" w:line="288" w:lineRule="auto"/>
-        <w:jc w:val="both"/>
+        <w:spacing w:before="0" w:after="40" w:line="240" w:lineRule="auto"/>
+        <w:jc w:val="left"/>
         <w:rPr>
           <w:b/>
           <w:bCs/>
@@ -1434,7 +1481,7 @@
     </w:p>
     <w:p>
       <w:pPr>
-        <w:spacing w:after="80" w:line="288" w:lineRule="auto"/>
+        <w:spacing w:before="0" w:after="60" w:line="260" w:lineRule="auto"/>
         <w:jc w:val="both"/>
       </w:pPr>
       <w:r>
@@ -1443,7 +1490,7 @@
     </w:p>
     <w:p>
       <w:pPr>
-        <w:spacing w:after="80" w:line="288" w:lineRule="auto"/>
+        <w:spacing w:before="0" w:after="60" w:line="260" w:lineRule="auto"/>
         <w:jc w:val="both"/>
       </w:pPr>
       <w:r>
@@ -1452,7 +1499,9 @@
     </w:p>
     <w:p>
       <w:pPr>
-        <w:spacing w:before="160" w:after="40" w:line="288" w:lineRule="auto"/>
+        <w:keepNext/>
+        <w:jc w:val="left"/>
+        <w:spacing w:before="120" w:after="40" w:line="240" w:lineRule="auto"/>
       </w:pPr>
       <w:r>
         <w:rPr>
@@ -1464,8 +1513,8 @@
     </w:p>
     <w:p>
       <w:pPr>
-        <w:spacing w:before="60" w:after="60" w:line="288" w:lineRule="auto"/>
-        <w:jc w:val="both"/>
+        <w:spacing w:before="20" w:after="30" w:line="240" w:lineRule="auto"/>
+        <w:jc w:val="left"/>
         <w:rPr>
           <w:rFonts w:eastAsia="Calibri"/>
           <w:noProof/>
@@ -1480,8 +1529,8 @@
     </w:p>
     <w:p>
       <w:pPr>
-        <w:spacing w:before="60" w:after="60" w:line="288" w:lineRule="auto"/>
-        <w:jc w:val="both"/>
+        <w:spacing w:before="20" w:after="30" w:line="240" w:lineRule="auto"/>
+        <w:jc w:val="left"/>
         <w:rPr>
           <w:rFonts w:eastAsia="Calibri"/>
           <w:noProof/>
@@ -1496,8 +1545,8 @@
     </w:p>
     <w:p>
       <w:pPr>
-        <w:spacing w:before="60" w:after="60" w:line="288" w:lineRule="auto"/>
-        <w:jc w:val="both"/>
+        <w:spacing w:before="20" w:after="30" w:line="240" w:lineRule="auto"/>
+        <w:jc w:val="left"/>
         <w:rPr>
           <w:rFonts w:eastAsia="Calibri"/>
           <w:noProof/>
@@ -1512,8 +1561,8 @@
     </w:p>
     <w:p>
       <w:pPr>
-        <w:spacing w:before="60" w:after="60" w:line="288" w:lineRule="auto"/>
-        <w:jc w:val="both"/>
+        <w:spacing w:before="20" w:after="30" w:line="240" w:lineRule="auto"/>
+        <w:jc w:val="left"/>
         <w:rPr>
           <w:rFonts w:eastAsia="Calibri"/>
           <w:noProof/>
@@ -1528,8 +1577,8 @@
     </w:p>
     <w:p>
       <w:pPr>
-        <w:spacing w:before="60" w:after="60" w:line="288" w:lineRule="auto"/>
-        <w:jc w:val="both"/>
+        <w:spacing w:before="20" w:after="30" w:line="240" w:lineRule="auto"/>
+        <w:jc w:val="left"/>
         <w:rPr>
           <w:rFonts w:eastAsia="Calibri"/>
           <w:noProof/>
@@ -1544,8 +1593,8 @@
     </w:p>
     <w:p>
       <w:pPr>
-        <w:spacing w:before="60" w:after="60" w:line="288" w:lineRule="auto"/>
-        <w:jc w:val="both"/>
+        <w:spacing w:before="20" w:after="30" w:line="240" w:lineRule="auto"/>
+        <w:jc w:val="left"/>
         <w:rPr>
           <w:rFonts w:eastAsia="Calibri"/>
           <w:noProof/>
@@ -1560,8 +1609,8 @@
     </w:p>
     <w:p>
       <w:pPr>
-        <w:spacing w:before="60" w:after="60" w:line="288" w:lineRule="auto"/>
-        <w:jc w:val="both"/>
+        <w:spacing w:before="20" w:after="30" w:line="240" w:lineRule="auto"/>
+        <w:jc w:val="left"/>
         <w:rPr>
           <w:rFonts w:eastAsia="Calibri"/>
           <w:noProof/>
@@ -1576,8 +1625,8 @@
     </w:p>
     <w:p>
       <w:pPr>
-        <w:spacing w:before="60" w:after="60" w:line="288" w:lineRule="auto"/>
-        <w:jc w:val="both"/>
+        <w:spacing w:before="20" w:after="30" w:line="240" w:lineRule="auto"/>
+        <w:jc w:val="left"/>
         <w:rPr>
           <w:rFonts w:eastAsia="Calibri"/>
           <w:noProof/>
@@ -1592,7 +1641,9 @@
     </w:p>
     <w:p>
       <w:pPr>
-        <w:spacing w:before="200" w:after="60" w:line="288" w:lineRule="auto"/>
+        <w:keepNext/>
+        <w:jc w:val="left"/>
+        <w:spacing w:before="120" w:after="40" w:line="240" w:lineRule="auto"/>
       </w:pPr>
       <w:r>
         <w:rPr>
@@ -1604,7 +1655,8 @@
     </w:p>
     <w:p>
       <w:pPr>
-        <w:spacing w:after="80" w:line="288" w:lineRule="auto"/>
+        <w:jc w:val="left"/>
+        <w:spacing w:before="0" w:after="40" w:line="240" w:lineRule="auto"/>
       </w:pPr>
       <w:r>
         <w:rPr>
@@ -1616,7 +1668,8 @@
     </w:p>
     <w:p>
       <w:pPr>
-        <w:spacing w:after="80" w:line="288" w:lineRule="auto"/>
+        <w:jc w:val="left"/>
+        <w:spacing w:before="20" w:after="20" w:line="240" w:lineRule="auto"/>
       </w:pPr>
       <w:r>
         <w:rPr>
@@ -1630,7 +1683,8 @@
     </w:p>
     <w:p>
       <w:pPr>
-        <w:spacing w:after="80" w:line="288" w:lineRule="auto"/>
+        <w:jc w:val="left"/>
+        <w:spacing w:before="20" w:after="20" w:line="240" w:lineRule="auto"/>
       </w:pPr>
       <w:r>
         <w:rPr>
@@ -1651,8 +1705,8 @@
     </w:p>
     <w:p>
       <w:pPr>
-        <w:spacing w:before="60" w:after="60" w:line="288" w:lineRule="auto"/>
-        <w:jc w:val="both"/>
+        <w:spacing w:before="20" w:after="30" w:line="240" w:lineRule="auto"/>
+        <w:jc w:val="left"/>
         <w:rPr>
           <w:rFonts w:eastAsia="Calibri"/>
           <w:noProof/>
@@ -1671,8 +1725,8 @@
     </w:p>
     <w:p>
       <w:pPr>
-        <w:spacing w:before="60" w:after="60" w:line="288" w:lineRule="auto"/>
-        <w:jc w:val="both"/>
+        <w:spacing w:before="20" w:after="30" w:line="240" w:lineRule="auto"/>
+        <w:jc w:val="left"/>
         <w:rPr>
           <w:rFonts w:eastAsia="Calibri"/>
           <w:noProof/>
@@ -1687,8 +1741,8 @@
     </w:p>
     <w:p>
       <w:pPr>
-        <w:spacing w:before="60" w:after="60" w:line="288" w:lineRule="auto"/>
-        <w:jc w:val="both"/>
+        <w:spacing w:before="20" w:after="30" w:line="240" w:lineRule="auto"/>
+        <w:jc w:val="left"/>
         <w:rPr>
           <w:rFonts w:eastAsia="Calibri"/>
           <w:noProof/>
@@ -1703,8 +1757,8 @@
     </w:p>
     <w:p>
       <w:pPr>
-        <w:spacing w:before="60" w:after="60" w:line="288" w:lineRule="auto"/>
-        <w:jc w:val="both"/>
+        <w:spacing w:before="20" w:after="30" w:line="240" w:lineRule="auto"/>
+        <w:jc w:val="left"/>
         <w:rPr>
           <w:rFonts w:eastAsia="Calibri"/>
           <w:noProof/>
@@ -1719,8 +1773,8 @@
     </w:p>
     <w:p>
       <w:pPr>
-        <w:spacing w:before="60" w:after="60" w:line="288" w:lineRule="auto"/>
-        <w:jc w:val="both"/>
+        <w:spacing w:before="20" w:after="30" w:line="240" w:lineRule="auto"/>
+        <w:jc w:val="left"/>
         <w:rPr>
           <w:rFonts w:eastAsia="Calibri"/>
           <w:noProof/>
@@ -1735,8 +1789,8 @@
     </w:p>
     <w:p>
       <w:pPr>
-        <w:spacing w:before="60" w:after="60" w:line="288" w:lineRule="auto"/>
-        <w:jc w:val="both"/>
+        <w:spacing w:before="20" w:after="30" w:line="240" w:lineRule="auto"/>
+        <w:jc w:val="left"/>
         <w:rPr>
           <w:rFonts w:eastAsia="Calibri"/>
           <w:noProof/>
@@ -1752,7 +1806,8 @@
     </w:p>
     <w:p>
       <w:pPr>
-        <w:spacing w:after="80" w:line="288" w:lineRule="auto"/>
+        <w:jc w:val="left"/>
+        <w:spacing w:before="0" w:after="40" w:line="240" w:lineRule="auto"/>
       </w:pPr>
       <w:r>
         <w:rPr>
@@ -1765,8 +1820,8 @@
     <w:p>
       <w:pPr>
         <w:shd w:val="clear" w:color="auto" w:fill="FFFFFF"/>
-        <w:spacing w:before="120" w:after="120" w:line="288" w:lineRule="auto"/>
-        <w:jc w:val="both"/>
+        <w:spacing w:before="20" w:after="20" w:line="240" w:lineRule="auto"/>
+        <w:jc w:val="left"/>
         <w:rPr>
           <w:noProof/>
         </w:rPr>
@@ -1787,8 +1842,8 @@
     <w:p>
       <w:pPr>
         <w:shd w:val="clear" w:color="auto" w:fill="FFFFFF"/>
-        <w:spacing w:before="120" w:after="120" w:line="288" w:lineRule="auto"/>
-        <w:jc w:val="both"/>
+        <w:spacing w:before="20" w:after="20" w:line="240" w:lineRule="auto"/>
+        <w:jc w:val="left"/>
         <w:rPr>
           <w:noProof/>
         </w:rPr>
@@ -1809,8 +1864,8 @@
     <w:p>
       <w:pPr>
         <w:shd w:val="clear" w:color="auto" w:fill="FFFFFF"/>
-        <w:spacing w:before="120" w:after="120" w:line="288" w:lineRule="auto"/>
-        <w:jc w:val="both"/>
+        <w:spacing w:before="20" w:after="20" w:line="240" w:lineRule="auto"/>
+        <w:jc w:val="left"/>
         <w:rPr>
           <w:noProof/>
         </w:rPr>
@@ -1831,8 +1886,8 @@
     <w:p>
       <w:pPr>
         <w:shd w:val="clear" w:color="auto" w:fill="FFFFFF"/>
-        <w:spacing w:before="120" w:after="120" w:line="288" w:lineRule="auto"/>
-        <w:jc w:val="both"/>
+        <w:spacing w:before="20" w:after="20" w:line="240" w:lineRule="auto"/>
+        <w:jc w:val="left"/>
         <w:rPr>
           <w:b/>
           <w:bCs/>
@@ -1855,8 +1910,8 @@
     <w:p>
       <w:pPr>
         <w:shd w:val="clear" w:color="auto" w:fill="FFFFFF"/>
-        <w:spacing w:before="120" w:after="120" w:line="288" w:lineRule="auto"/>
-        <w:jc w:val="both"/>
+        <w:spacing w:before="20" w:after="20" w:line="240" w:lineRule="auto"/>
+        <w:jc w:val="left"/>
         <w:rPr>
           <w:noProof/>
         </w:rPr>
@@ -1877,8 +1932,8 @@
     <w:p>
       <w:pPr>
         <w:shd w:val="clear" w:color="auto" w:fill="FFFFFF"/>
-        <w:spacing w:before="120" w:after="120" w:line="288" w:lineRule="auto"/>
-        <w:jc w:val="both"/>
+        <w:spacing w:before="20" w:after="20" w:line="240" w:lineRule="auto"/>
+        <w:jc w:val="left"/>
         <w:rPr>
           <w:noProof/>
         </w:rPr>
@@ -1899,8 +1954,8 @@
     <w:p>
       <w:pPr>
         <w:shd w:val="clear" w:color="auto" w:fill="FFFFFF"/>
-        <w:spacing w:before="120" w:after="120" w:line="288" w:lineRule="auto"/>
-        <w:jc w:val="both"/>
+        <w:spacing w:before="20" w:after="20" w:line="240" w:lineRule="auto"/>
+        <w:jc w:val="left"/>
         <w:rPr>
           <w:noProof/>
         </w:rPr>
@@ -1920,7 +1975,9 @@
     </w:p>
     <w:p>
       <w:pPr>
-        <w:spacing w:before="160" w:after="60" w:line="288" w:lineRule="auto"/>
+        <w:keepNext/>
+        <w:jc w:val="left"/>
+        <w:spacing w:before="120" w:after="40" w:line="240" w:lineRule="auto"/>
       </w:pPr>
       <w:r>
         <w:rPr>
@@ -1932,7 +1989,8 @@
     </w:p>
     <w:p>
       <w:pPr>
-        <w:spacing w:after="80" w:line="288" w:lineRule="auto"/>
+        <w:jc w:val="left"/>
+        <w:spacing w:before="20" w:after="30" w:line="240" w:lineRule="auto"/>
       </w:pPr>
       <w:r>
         <w:t>Tên tác phẩm dùng làm tác phẩm phái sinh: ........................................</w:t>
@@ -1940,7 +1998,8 @@
     </w:p>
     <w:p>
       <w:pPr>
-        <w:spacing w:after="80" w:line="288" w:lineRule="auto"/>
+        <w:jc w:val="left"/>
+        <w:spacing w:before="20" w:after="30" w:line="240" w:lineRule="auto"/>
       </w:pPr>
       <w:r>
         <w:t>Tác giả của tác phẩm dùng làm tác phẩm phái sinh (6): ........................................</w:t>
@@ -1948,7 +2007,8 @@
     </w:p>
     <w:p>
       <w:pPr>
-        <w:spacing w:after="80" w:line="288" w:lineRule="auto"/>
+        <w:jc w:val="left"/>
+        <w:spacing w:before="20" w:after="30" w:line="240" w:lineRule="auto"/>
       </w:pPr>
       <w:r>
         <w:t>Quốc tịch: ............................................................</w:t>
@@ -1956,8 +2016,8 @@
     </w:p>
     <w:p>
       <w:pPr>
-        <w:spacing w:after="80" w:line="288" w:lineRule="auto"/>
-        <w:jc w:val="both"/>
+        <w:spacing w:before="20" w:after="30" w:line="240" w:lineRule="auto"/>
+        <w:jc w:val="left"/>
       </w:pPr>
       <w:r>
         <w:t>Chủ sở hữu quyền tác giả đối với tác phẩm dùng làm tác phẩm phái sinh (7): .................</w:t>
@@ -1965,8 +2025,8 @@
     </w:p>
     <w:p>
       <w:pPr>
-        <w:spacing w:after="80" w:line="288" w:lineRule="auto"/>
-        <w:jc w:val="both"/>
+        <w:spacing w:before="20" w:after="30" w:line="240" w:lineRule="auto"/>
+        <w:jc w:val="left"/>
       </w:pPr>
       <w:r>
         <w:rPr>
@@ -1978,7 +2038,9 @@
     </w:p>
     <w:p>
       <w:pPr>
-        <w:spacing w:before="160" w:after="60" w:line="288" w:lineRule="auto"/>
+        <w:keepNext/>
+        <w:jc w:val="left"/>
+        <w:spacing w:before="120" w:after="40" w:line="240" w:lineRule="auto"/>
       </w:pPr>
       <w:r>
         <w:rPr>
@@ -1990,7 +2052,8 @@
     </w:p>
     <w:p>
       <w:pPr>
-        <w:spacing w:after="80" w:line="288" w:lineRule="auto"/>
+        <w:jc w:val="left"/>
+        <w:spacing w:before="20" w:after="30" w:line="240" w:lineRule="auto"/>
       </w:pPr>
       <w:r>
         <w:t>Họ và tên/Tên tổ chức: ............................................................</w:t>
@@ -1998,8 +2061,8 @@
     </w:p>
     <w:p>
       <w:pPr>
-        <w:spacing w:after="80" w:line="288" w:lineRule="auto"/>
-        <w:jc w:val="both"/>
+        <w:spacing w:before="20" w:after="30" w:line="240" w:lineRule="auto"/>
+        <w:jc w:val="left"/>
       </w:pPr>
       <w:r>
         <w:t xml:space="preserve">Số Căn cước/ Căn cước công dân/ Hộ chiếu </w:t>
@@ -2017,7 +2080,8 @@
     </w:p>
     <w:p>
       <w:pPr>
-        <w:spacing w:after="80" w:line="288" w:lineRule="auto"/>
+        <w:jc w:val="left"/>
+        <w:spacing w:before="20" w:after="30" w:line="240" w:lineRule="auto"/>
       </w:pPr>
       <w:r>
         <w:t>Ngày cấp: .............. tại: .............................................</w:t>
@@ -2025,7 +2089,8 @@
     </w:p>
     <w:p>
       <w:pPr>
-        <w:spacing w:after="80" w:line="288" w:lineRule="auto"/>
+        <w:jc w:val="left"/>
+        <w:spacing w:before="20" w:after="30" w:line="240" w:lineRule="auto"/>
       </w:pPr>
       <w:r>
         <w:t>Địa chỉ: .................................................................</w:t>
@@ -2033,7 +2098,8 @@
     </w:p>
     <w:p>
       <w:pPr>
-        <w:spacing w:after="80" w:line="288" w:lineRule="auto"/>
+        <w:jc w:val="left"/>
+        <w:spacing w:before="20" w:after="30" w:line="240" w:lineRule="auto"/>
       </w:pPr>
       <w:r>
         <w:t>Số điện thoại: .................... Email: ..............................</w:t>
@@ -2041,7 +2107,7 @@
     </w:p>
     <w:p>
       <w:pPr>
-        <w:spacing w:before="120" w:after="160" w:line="288" w:lineRule="auto"/>
+        <w:spacing w:before="0" w:after="60" w:line="260" w:lineRule="auto"/>
         <w:jc w:val="both"/>
       </w:pPr>
       <w:r>
@@ -2071,7 +2137,8 @@
           </w:tcPr>
           <w:p>
             <w:pPr>
-              <w:spacing w:line="288" w:lineRule="auto"/>
+              <w:jc w:val="left"/>
+              <w:spacing w:before="0" w:after="0" w:line="120" w:lineRule="auto"/>
             </w:pPr>
           </w:p>
         </w:tc>
@@ -2081,8 +2148,8 @@
           </w:tcPr>
           <w:p>
             <w:pPr>
-              <w:spacing w:line="288" w:lineRule="auto"/>
-              <w:jc w:val="center"/>
+              <w:spacing w:before="20" w:after="30" w:line="240" w:lineRule="auto"/>
+              <w:jc w:val="left"/>
               <w:rPr>
                 <w:i/>
                 <w:iCs/>
@@ -2098,8 +2165,8 @@
           </w:p>
           <w:p>
             <w:pPr>
-              <w:spacing w:line="288" w:lineRule="auto"/>
-              <w:jc w:val="center"/>
+              <w:spacing w:before="0" w:after="40" w:line="240" w:lineRule="auto"/>
+              <w:jc w:val="left"/>
               <w:rPr>
                 <w:b/>
                 <w:bCs/>
@@ -2115,8 +2182,8 @@
           </w:p>
           <w:p>
             <w:pPr>
-              <w:spacing w:line="288" w:lineRule="auto"/>
-              <w:jc w:val="center"/>
+              <w:spacing w:before="0" w:after="40" w:line="240" w:lineRule="auto"/>
+              <w:jc w:val="left"/>
               <w:rPr>
                 <w:b/>
                 <w:bCs/>
@@ -2132,8 +2199,8 @@
           </w:p>
           <w:p>
             <w:pPr>
-              <w:spacing w:line="288" w:lineRule="auto"/>
-              <w:jc w:val="center"/>
+              <w:spacing w:before="0" w:after="40" w:line="240" w:lineRule="auto"/>
+              <w:jc w:val="left"/>
             </w:pPr>
             <w:r>
               <w:rPr>
@@ -2145,27 +2212,32 @@
           </w:p>
           <w:p>
             <w:pPr>
-              <w:spacing w:line="288" w:lineRule="auto"/>
+              <w:jc w:val="left"/>
+              <w:spacing w:before="0" w:after="0" w:line="120" w:lineRule="auto"/>
             </w:pPr>
           </w:p>
           <w:p>
             <w:pPr>
-              <w:spacing w:line="288" w:lineRule="auto"/>
+              <w:jc w:val="left"/>
+              <w:spacing w:before="0" w:after="0" w:line="120" w:lineRule="auto"/>
             </w:pPr>
           </w:p>
           <w:p>
             <w:pPr>
-              <w:spacing w:line="288" w:lineRule="auto"/>
+              <w:jc w:val="left"/>
+              <w:spacing w:before="0" w:after="0" w:line="120" w:lineRule="auto"/>
             </w:pPr>
           </w:p>
           <w:p>
             <w:pPr>
-              <w:spacing w:line="288" w:lineRule="auto"/>
+              <w:jc w:val="left"/>
+              <w:spacing w:before="0" w:after="0" w:line="120" w:lineRule="auto"/>
             </w:pPr>
           </w:p>
           <w:p>
             <w:pPr>
-              <w:spacing w:line="288" w:lineRule="auto"/>
+              <w:jc w:val="left"/>
+              <w:spacing w:before="0" w:after="40" w:line="240" w:lineRule="auto"/>
               <w:rPr>
                 <w:b/>
                 <w:bCs/>
@@ -2184,7 +2256,8 @@
     </w:tbl>
     <w:p>
       <w:pPr>
-        <w:spacing w:line="288" w:lineRule="auto"/>
+        <w:jc w:val="left"/>
+        <w:spacing w:before="0" w:after="0" w:line="120" w:lineRule="auto"/>
       </w:pPr>
     </w:p>
     <w:p/>
